--- a/eu-gmp-rag/ausgabe/Teil I Kapitel 3 Räumlichkeiten und Ausrüstung.docx
+++ b/eu-gmp-rag/ausgabe/Teil I Kapitel 3 Räumlichkeiten und Ausrüstung.docx
@@ -16,16 +16,9 @@
       </w:r>
     </w:p>
     <w:p>
-      <w:r>
-        <w:t>Kapitel 3 Räumlichkeiten und Ausrüstung</w:t>
-      </w:r>
-    </w:p>
-    <w:p>
-      <w:r>
-        <w:t>Rechtsgrundlage zur Veröffentlichung des Leitfadens: Artikel 47 der Richtlinie 2001/83/EG zur Schaffung eines Gemeinschaftskodexes für Humanarzneimittel und Artikel 51 der Richtlinie 2001/82/EG zur Schaffung eines Gemeinschaftskodexes für Tierarzneimittel. Dieses Dokument bietet eine Anleitung für die Auslegung der Grundsätze und Leitlinien der Guten Herstellungspraxis (GMP) für Arzneimittel entsprechend der Richtlinie 2003/94/EG für Humanarzneimittel und der Richtlinie 91/412/EWG für Tierarzneimittel. Status des Dokuments: Revision Grund der Änderung: Die einzige Änderung betrifft Abschnitt 6 im Rahmen der verbesserten Anleitung zur Verhinderung von Kreuzkontaminationen unter Einbeziehung von Kapitel 5. Termin des Inkrafttretens: 1. März 2015</w:t>
-      </w:r>
-    </w:p>
-    <w:p>
+      <w:pPr>
+        <w:pStyle w:val="Heading2"/>
+      </w:pPr>
       <w:r>
         <w:t>Grundsätze</w:t>
       </w:r>
@@ -36,18 +29,29 @@
       </w:r>
     </w:p>
     <w:p>
+      <w:pPr>
+        <w:pStyle w:val="Heading2"/>
+      </w:pPr>
       <w:r>
         <w:t>Räumlichkeiten</w:t>
       </w:r>
     </w:p>
     <w:p>
+      <w:pPr>
+        <w:pStyle w:val="Heading2"/>
+      </w:pPr>
       <w:r>
         <w:t>Allgemeine Anforderungen</w:t>
       </w:r>
     </w:p>
     <w:p>
       <w:r>
-        <w:t>3.1 Die Räumlichkeiten sollten sich in einem Umfeld befinden, das unter Berücksichtigung der Schutzmaßnahmen bei der Herstellung minimale Risiken für eine Kontamination von Materialien oder Produkten darstellt. 3.2 Die Räumlichkeiten sollten sorgfältig instand gehalten werden; Reparatur- und Wartungsarbeiten sollten keine Gefahr für die Qualität der Produkte darstellen. Sie sollten nach detaillierten, schriftlich festgelegten Verfahren gereinigt und, falls notwendig, desinfiziert werden.</w:t>
+        <w:t>3.1 Die Räumlichkeiten sollten sich in einem Umfeld befinden, das unter Berücksichtigung der Schutzmaßnahmen bei der Herstellung minimale Risiken für eine Kontamination von Materialien oder Produkten darstellt.</w:t>
+      </w:r>
+    </w:p>
+    <w:p>
+      <w:r>
+        <w:t>3.2 Die Räumlichkeiten sollten sorgfältig instand gehalten werden; Reparatur- und Wartungsarbeiten sollten keine Gefahr für die Qualität der Produkte darstellen. Sie sollten nach detaillierten, schriftlich festgelegten Verfahren gereinigt und, falls notwendig, desinfiziert werden.</w:t>
       </w:r>
     </w:p>
     <w:p>
@@ -66,6 +70,9 @@
       </w:r>
     </w:p>
     <w:p>
+      <w:pPr>
+        <w:pStyle w:val="Heading2"/>
+      </w:pPr>
       <w:r>
         <w:t>Produktionsbereiche</w:t>
       </w:r>
@@ -112,7 +119,12 @@
     </w:p>
     <w:p>
       <w:r>
-        <w:t>3.13 Das Abwiegen von Ausgangsstoffen sollte üblicherweise in einem separaten, für diesen Zweck konstruierten Wägeraum durchgeführt werden. 3.14 An Stellen, an denen Staub entstehen kann (z.B. bei der Probenahme, beim Abwiegen, Mischen, Verarbeiten und Abpacken trockener Produkte), sollten besondere Maßnahmen ergriffen werden, um Kreuzkontamination zu vermeiden und die Reinigung zu erleichtern.</w:t>
+        <w:t>3.13 Das Abwiegen von Ausgangsstoffen sollte üblicherweise in einem separaten, für diesen Zweck konstruierten Wägeraum durchgeführt werden.</w:t>
+      </w:r>
+    </w:p>
+    <w:p>
+      <w:r>
+        <w:t>3.14 An Stellen, an denen Staub entstehen kann (z.B. bei der Probenahme, beim Abwiegen, Mischen, Verarbeiten und Abpacken trockener Produkte), sollten besondere Maßnahmen ergriffen werden, um Kreuzkontamination zu vermeiden und die Reinigung zu erleichtern.</w:t>
       </w:r>
     </w:p>
     <w:p>
@@ -131,6 +143,9 @@
       </w:r>
     </w:p>
     <w:p>
+      <w:pPr>
+        <w:pStyle w:val="Heading2"/>
+      </w:pPr>
       <w:r>
         <w:t>Lagerbereiche</w:t>
       </w:r>
@@ -152,7 +167,12 @@
     </w:p>
     <w:p>
       <w:r>
-        <w:t>3.21 Wenn der Quarantänestatus durch Lagerung in abgetrennten Bereichen gewährleistet wird, müssen diese deutlich gekennzeichnet und der Zutritt für Befugte eingeschränkt werden. Jedes an die Stelle der räumlichen Quarantäne tretende System sollte die gleiche Sicherheit bieten. 3.22 Normalerweise sollte die Probenahme von Ausgangsstoffen in einem abgetrennten Bereich erfolgen. Wenn die Probenahme jedoch im Lagerbereich durchgeführt wird, sollte diese in einer Weise erfolgen, die Verunreinigungen oder Kreuzkontamination verhindert.</w:t>
+        <w:t>3.21 Wenn der Quarantänestatus durch Lagerung in abgetrennten Bereichen gewährleistet wird, müssen diese deutlich gekennzeichnet und der Zutritt für Befugte eingeschränkt werden. Jedes an die Stelle der räumlichen Quarantäne tretende System sollte die gleiche Sicherheit bieten.</w:t>
+      </w:r>
+    </w:p>
+    <w:p>
+      <w:r>
+        <w:t>3.22 Normalerweise sollte die Probenahme von Ausgangsstoffen in einem abgetrennten Bereich erfolgen. Wenn die Probenahme jedoch im Lagerbereich durchgeführt wird, sollte diese in einer Weise erfolgen, die Verunreinigungen oder Kreuzkontamination verhindert.</w:t>
       </w:r>
     </w:p>
     <w:p>
@@ -171,18 +191,16 @@
       </w:r>
     </w:p>
     <w:p>
+      <w:pPr>
+        <w:pStyle w:val="Heading2"/>
+      </w:pPr>
       <w:r>
         <w:t>Qualitätskontrollbereiche</w:t>
       </w:r>
     </w:p>
     <w:p>
       <w:r>
-        <w:t>3.26 Normalerweise sollten Kontrolllaboratorien von den Produktionsbereichen abgetrennt</w:t>
-      </w:r>
-    </w:p>
-    <w:p>
-      <w:r>
-        <w:t>sein. Dies gilt insbesondere für Laboratorien zur Kontrolle von biologischen und mikrobiologischen Produkten sowie von Radiopharmaka, die zudem auch voneinander getrennt sein sollten.</w:t>
+        <w:t>3.26 Normalerweise sollten Kontrolllaboratorien von den Produktionsbereichen abgetrennt sein. Dies gilt insbesondere für Laboratorien zur Kontrolle von biologischen und mikrobiologischen Produkten sowie von Radiopharmaka, die zudem auch voneinander getrennt sein sollten.</w:t>
       </w:r>
     </w:p>
     <w:p>
@@ -201,8 +219,16 @@
       </w:r>
     </w:p>
     <w:p>
+      <w:pPr>
+        <w:pStyle w:val="Heading2"/>
+      </w:pPr>
       <w:r>
-        <w:t>Nebenbereiche 3.30 Aufenthalts- und Erfrischungsräume sollten von anderen Bereichen getrennt sein.</w:t>
+        <w:t>Nebenbereiche</w:t>
+      </w:r>
+    </w:p>
+    <w:p>
+      <w:r>
+        <w:t>3.30 Aufenthalts- und Erfrischungsräume sollten von anderen Bereichen getrennt sein.</w:t>
       </w:r>
     </w:p>
     <w:p>
@@ -221,6 +247,9 @@
       </w:r>
     </w:p>
     <w:p>
+      <w:pPr>
+        <w:pStyle w:val="Heading2"/>
+      </w:pPr>
       <w:r>
         <w:t>Ausrüstung</w:t>
       </w:r>
@@ -252,12 +281,12 @@
     </w:p>
     <w:p>
       <w:r>
-        <w:t>3.39 Die für die Produktion verwendete Ausrüstung sollte für die Produkte kein Risiko darstel-</w:t>
+        <w:t>3.39 Die für die Produktion verwendete Ausrüstung sollte für die Produkte kein Risiko darstellen. Kein mit dem Produkt in Berührung kommendes Ausrüstungsteil darf mit diesem so in Wechselwirkung treten, dass die Produktqualität beeinträchtigt wird und damit ein Risiko entsteht (egal ob reaktiv, additiv oder absorptiv).</w:t>
       </w:r>
     </w:p>
     <w:p>
       <w:r>
-        <w:t>len. Kein mit dem Produkt in Berührung kommendes Ausrüstungsteil darf mit diesem so in Wechselwirkung treten, dass die Produktqualität beeinträchtigt wird und damit ein Risiko entsteht (egal ob reaktiv, additiv oder absorptiv). 3.40 Für Produktions- und Kontrollzwecke sollten im geeigneten Wäge- und Messbereich und mit der erforderlichen Genauigkeit arbeitende Waagen und Messgeräte zur Verfügung stehen.</w:t>
+        <w:t>3.40 Für Produktions- und Kontrollzwecke sollten im geeigneten Wäge- und Messbereich und mit der erforderlichen Genauigkeit arbeitende Waagen und Messgeräte zur Verfügung stehen.</w:t>
       </w:r>
     </w:p>
     <w:p>
